--- a/eu-gmp-rag/ausgabe/Teil I Kapitel 5 Produktion.docx
+++ b/eu-gmp-rag/ausgabe/Teil I Kapitel 5 Produktion.docx
@@ -16,16 +16,9 @@
       </w:r>
     </w:p>
     <w:p>
-      <w:r>
-        <w:t>Kapitel 5 Produktion</w:t>
-      </w:r>
-    </w:p>
-    <w:p>
-      <w:r>
-        <w:t>Rechtsgrundlage zur Veröffentlichung des Leitfadens: Artikel 47 der Richtlinie 2001/83/EG zur Schaffung eines Gemeinschaftskodexes für Humanarzneimittel und Artikel 51 der Richtlinie 2001/82/EG zur Schaffung eines Gemeinschaftskodexes für Tierarzneimittel. Dieses Dokument bietet eine Anleitung für die Auslegung der Grundsätze und Leitlinien der Guten Herstellungspraxis (GMP) für Arzneimittel entsprechend der Richtlinie 2003/94/EG für Humanarzneimittel und der Richtlinie 91/412/EWG für Tierarzneimittel. Status des Dokuments: Revision Grund der Änderung: Änderungen wurden in den Abschnitten 17 bis 21 vollzogen, einschließlich der Einfügung eines neuen Abschnitts, um die Anleitung zur Verhinderung von Kreuzkontaminationen zu verbessern und auf die toxikologische Bewertung zu verweisen. Änderungen wurden auch in den Abschnitten 27 bis 30 vorgenommen, einschließlich der Einfügung eines neuen Abschnitts zur Lieferantenqualifizierung, um die gesetzliche Verpflichtung von Herstellungserlaubnisinhabern für die Sicherstellung, dass Wirkstoffe in Übereinstimmung mit GMP hergestellt werden, widerzuspiegeln. Die Änderungen beinhalten die Rückverfolgbarkeit der Lieferkette. Abschnitte 35 und 36 wurden eingefügt zur Klarstellung und Harmonisierung der Erwartungen von Herstellern bezüglich der Testung von Ausgangsmaterialien, während Abschnitt 71 eine Anleitung bietet zur Meldung von Liefereinschränkungen. Termin des Inkrafttretens: 1. März 2015</w:t>
-      </w:r>
-    </w:p>
-    <w:p>
+      <w:pPr>
+        <w:pStyle w:val="Heading2"/>
+      </w:pPr>
       <w:r>
         <w:t>Grundsätze</w:t>
       </w:r>
@@ -36,13 +29,21 @@
       </w:r>
     </w:p>
     <w:p>
+      <w:pPr>
+        <w:pStyle w:val="Heading2"/>
+      </w:pPr>
       <w:r>
         <w:t>Allgemeine Anforderungen</w:t>
       </w:r>
     </w:p>
     <w:p>
       <w:r>
-        <w:t>5.1 Die Produktion sollte von sachkundigem Personal ausgeführt und überwacht werden. 5.2 Jeder Umgang mit Materialien und Produkten, z.B. Wareneingang und Quarantäne, Probenahme, Lagerung, Kennzeichnung, Bereitstellung, Verarbeitung, Verpackung und Vertrieb, sollte in Übereinstimmung mit schriftlich festgelegten Verfahren oder Anweisungen durchgeführt und - wenn nötig - protokolliert werden.</w:t>
+        <w:t>5.1 Die Produktion sollte von sachkundigem Personal ausgeführt und überwacht werden.</w:t>
+      </w:r>
+    </w:p>
+    <w:p>
+      <w:r>
+        <w:t>5.2 Jeder Umgang mit Materialien und Produkten, z.B. Wareneingang und Quarantäne, Probenahme, Lagerung, Kennzeichnung, Bereitstellung, Verarbeitung, Verpackung und Vertrieb, sollte in Übereinstimmung mit schriftlich festgelegten Verfahren oder Anweisungen durchgeführt und - wenn nötig - protokolliert werden.</w:t>
       </w:r>
     </w:p>
     <w:p>
@@ -82,7 +83,12 @@
     </w:p>
     <w:p>
       <w:r>
-        <w:t>5.10 Auf jeder Verarbeitungsstufe sollten Produkte und Materialien vor mikrobieller und anderer Verunreinigung geschützt werden. 5.11 Bei Arbeiten mit trockenen Materialien und Produkten sollten spezielle Vorkehrungen getroffen werden, um eine Staubbildung und -ausbreitung zu verhüten. Dies gilt besonders für den Umgang mit hochaktiven oder sensibilisierenden Materialien.</w:t>
+        <w:t>5.10 Auf jeder Verarbeitungsstufe sollten Produkte und Materialien vor mikrobieller und anderer Verunreinigung geschützt werden.</w:t>
+      </w:r>
+    </w:p>
+    <w:p>
+      <w:r>
+        <w:t>5.11 Bei Arbeiten mit trockenen Materialien und Produkten sollten spezielle Vorkehrungen getroffen werden, um eine Staubbildung und -ausbreitung zu verhüten. Dies gilt besonders für den Umgang mit hochaktiven oder sensibilisierenden Materialien.</w:t>
       </w:r>
     </w:p>
     <w:p>
@@ -102,12 +108,7 @@
     </w:p>
     <w:p>
       <w:r>
-        <w:t>5.15 Jede Abweichung von Anweisungen oder Verfahren sollte weitestgehend vermieden wer-</w:t>
-      </w:r>
-    </w:p>
-    <w:p>
-      <w:r>
-        <w:t>den. Wenn eine Abweichung vorkommt, sollte sie schriftlich von einer dafür zuständigen Person, soweit angemessen in Zusammenarbeit mit der Qualitätskontrollabteilung, gebilligt werden.</w:t>
+        <w:t>5.15 Jede Abweichung von Anweisungen oder Verfahren sollte weitestgehend vermieden werden. Wenn eine Abweichung vorkommt, sollte sie schriftlich von einer dafür zuständigen Person, soweit angemessen in Zusammenarbeit mit der Qualitätskontrollabteilung, gebilligt werden.</w:t>
       </w:r>
     </w:p>
     <w:p>
@@ -116,6 +117,9 @@
       </w:r>
     </w:p>
     <w:p>
+      <w:pPr>
+        <w:pStyle w:val="Heading2"/>
+      </w:pPr>
       <w:r>
         <w:t>Verhütung von Kreuzkontamination bei der Produktion</w:t>
       </w:r>
@@ -137,10 +141,18 @@
     </w:p>
     <w:p>
       <w:r>
-        <w:t>5.20 Ein Qualitäts-Risikomanagementprozess, der eine Wirksamkeits- und toxikologische Bewertung einschließt, sollte eingesetzt werden, um die Risiken einer Kreuzkontamination durch die herzustellenden Produkte zu bewerten und zu kontrollieren. Faktoren wie Einrichtungs-/Ausrüstungsdesign und -gebrauch, Personal- und Materialfluss, mikrobiologische Kontrollen, physikalisch-chemische Charakteristika des Wirkstoffs, Prozesscharakteristika, Reinigungsprozesse und analytische Kapazitäten im Verhältnis zu den relevanten Grenzwerten aus der Auswertung der Produkte sollten auch berücksichtigt werden. Das Ergebnis des Qualitäts-Risikomanagementprozesses sollte die Basis sein für die Bestimmung der Notwendigkeit und des Ausmaßes, wonach die Räumlichkeiten und Ausrüstungen einem bestimmten Produkt oder einer Produktfamilie fest zugeordnet sein sollten. Dies kann die Zuordnung bestimmter Produkt-Kontaktteile oder die Zuordnung kompletter Herstellungseinrichtungen einschließen. Es könnte akzeptabel sein, Herstellungsaktivitäten auf abgetrennte, in sich geschlossene Produktionsbereiche innerhalb einer Mehrprodukt-Betriebsstätte zu begrenzen, soweit dies gerechtfertigt ist. 5.21 Das Ergebnis des Qualitäts-Risikomanagementprozesses sollte die Basis sein für die Festlegung des Ausmaßes der technischen und organisatorischen Maßnahmen, die notwendig sind, die Risiken einer Kreuzkontamination zu kontrollieren. Dies beinhaltet, aber ist nicht beschränkt auf die folgenden Maßnahmen:</w:t>
+        <w:t>5.20 Ein Qualitäts-Risikomanagementprozess, der eine Wirksamkeits- und toxikologische Bewertung einschließt, sollte eingesetzt werden, um die Risiken einer Kreuzkontamination durch die herzustellenden Produkte zu bewerten und zu kontrollieren. Faktoren wie Einrichtungs-/Ausrüstungsdesign und -gebrauch, Personal- und Materialfluss, mikrobiologische Kontrollen, physikalisch-chemische Charakteristika des Wirkstoffs, Prozesscharakteristika, Reinigungsprozesse und analytische Kapazitäten im Verhältnis zu den relevanten Grenzwerten aus der Auswertung der Produkte sollten auch berücksichtigt werden. Das Ergebnis des Qualitäts-Risikomanagementprozesses sollte die Basis sein für die Bestimmung der Notwendigkeit und des Ausmaßes, wonach die Räumlichkeiten und Ausrüstungen einem bestimmten Produkt oder einer Produktfamilie fest zugeordnet sein sollten. Dies kann die Zuordnung bestimmter Produkt-Kontaktteile oder die Zuordnung kompletter Herstellungseinrichtungen einschließen. Es könnte akzeptabel sein, Herstellungsaktivitäten auf abgetrennte, in sich geschlossene Produktionsbereiche innerhalb einer Mehrprodukt-Betriebsstätte zu begrenzen, soweit dies gerechtfertigt ist.</w:t>
       </w:r>
     </w:p>
     <w:p>
+      <w:r>
+        <w:t>5.21 Das Ergebnis des Qualitäts-Risikomanagementprozesses sollte die Basis sein für die Festlegung des Ausmaßes der technischen und organisatorischen Maßnahmen, die notwendig sind, die Risiken einer Kreuzkontamination zu kontrollieren. Dies beinhaltet, aber ist nicht beschränkt auf die folgenden Maßnahmen:</w:t>
+      </w:r>
+    </w:p>
+    <w:p>
+      <w:pPr>
+        <w:pStyle w:val="Heading2"/>
+      </w:pPr>
       <w:r>
         <w:t>Technische Maßnahmen</w:t>
       </w:r>
@@ -211,6 +223,9 @@
       </w:r>
     </w:p>
     <w:p>
+      <w:pPr>
+        <w:pStyle w:val="Heading2"/>
+      </w:pPr>
       <w:r>
         <w:t>Organisatorische Maßnahmen</w:t>
       </w:r>
@@ -271,13 +286,21 @@
       </w:r>
     </w:p>
     <w:p>
+      <w:pPr>
+        <w:pStyle w:val="Heading2"/>
+      </w:pPr>
       <w:r>
         <w:t>Validierung</w:t>
       </w:r>
     </w:p>
     <w:p>
       <w:r>
-        <w:t>5.23 Validierungsstudien sollten die Gute Herstellungspraxis stärken und nach festgelegten Verfahren durchgeführt werden. Die Ergebnisse und Schlussfolgerungen sollten protokolliert werden. 5.24 Wenn eine neue Herstellungsvorschrift oder Verarbeitungsmethode eingeführt wird, sollte deren Eignung für den Routinebetrieb nachgewiesen werden. Es sollte gezeigt werden, dass der definierte Prozess bei Einsatz der festgelegten Materialien und Ausrüstung zu einem Produkt führt, das gleichbleibend die erforderliche Qualität aufweist.</w:t>
+        <w:t>5.23 Validierungsstudien sollten die Gute Herstellungspraxis stärken und nach festgelegten Verfahren durchgeführt werden. Die Ergebnisse und Schlussfolgerungen sollten protokolliert werden.</w:t>
+      </w:r>
+    </w:p>
+    <w:p>
+      <w:r>
+        <w:t>5.24 Wenn eine neue Herstellungsvorschrift oder Verarbeitungsmethode eingeführt wird, sollte deren Eignung für den Routinebetrieb nachgewiesen werden. Es sollte gezeigt werden, dass der definierte Prozess bei Einsatz der festgelegten Materialien und Ausrüstung zu einem Produkt führt, das gleichbleibend die erforderliche Qualität aufweist.</w:t>
       </w:r>
     </w:p>
     <w:p>
@@ -291,6 +314,9 @@
       </w:r>
     </w:p>
     <w:p>
+      <w:pPr>
+        <w:pStyle w:val="Heading2"/>
+      </w:pPr>
       <w:r>
         <w:t>Ausgangsstoffe</w:t>
       </w:r>
@@ -336,6 +362,9 @@
       </w:r>
     </w:p>
     <w:p>
+      <w:pPr>
+        <w:pStyle w:val="Heading2"/>
+      </w:pPr>
       <w:r>
         <w:t>Hilfsstoffe</w:t>
       </w:r>
@@ -392,7 +421,12 @@
     </w:p>
     <w:p>
       <w:r>
-        <w:t>5.34 Es sollten nur Ausgangsstoffe verwendet werden, die von der Qualitätskontrolle freigegeben wurden und die sich innerhalb des Zeitraums für eine Wiederholungstestung befinden. 5.35 Die Hersteller von Fertigprodukten sind verantwortlich für jede Testung des Ausgangsmaterials2, wie in dem Zulassungsdossier beschrieben. Sie können teilweise oder vollständige Testergebnisse von dem genehmigten Ausgangsmaterialhersteller nutzen, aber müssen mindestens Identitätstestungen3 jeder Charge gemäß Anhang 8 durchführen.</w:t>
+        <w:t>5.34 Es sollten nur Ausgangsstoffe verwendet werden, die von der Qualitätskontrolle freigegeben wurden und die sich innerhalb des Zeitraums für eine Wiederholungstestung befinden.</w:t>
+      </w:r>
+    </w:p>
+    <w:p>
+      <w:r>
+        <w:t>5.35 Die Hersteller von Fertigprodukten sind verantwortlich für jede Testung des Ausgangsmaterials2, wie in dem Zulassungsdossier beschrieben. Sie können teilweise oder vollständige Testergebnisse von dem genehmigten Ausgangsmaterialhersteller nutzen, aber müssen mindestens Identitätstestungen3 jeder Charge gemäß Anhang 8 durchführen.</w:t>
       </w:r>
     </w:p>
     <w:p>
@@ -451,6 +485,9 @@
       </w:r>
     </w:p>
     <w:p>
+      <w:pPr>
+        <w:pStyle w:val="Heading2"/>
+      </w:pPr>
       <w:r>
         <w:t>Verarbeitungsvorgänge: Zwischenprodukte und Bulkware</w:t>
       </w:r>
@@ -477,7 +514,15 @@
     </w:p>
     <w:p>
       <w:r>
-        <w:t>5.44 Jede signifikante Abweichung von der erwarteten Ausbeute sollte protokolliert und untersucht werden. Verpackungsmaterial</w:t>
+        <w:t>5.44 Jede signifikante Abweichung von der erwarteten Ausbeute sollte protokolliert und untersucht werden.</w:t>
+      </w:r>
+    </w:p>
+    <w:p>
+      <w:pPr>
+        <w:pStyle w:val="Heading2"/>
+      </w:pPr>
+      <w:r>
+        <w:t>Verpackungsmaterial</w:t>
       </w:r>
     </w:p>
     <w:p>
@@ -501,18 +546,16 @@
       </w:r>
     </w:p>
     <w:p>
+      <w:pPr>
+        <w:pStyle w:val="Heading2"/>
+      </w:pPr>
       <w:r>
         <w:t>Verpackungsvorgänge</w:t>
       </w:r>
     </w:p>
     <w:p>
       <w:r>
-        <w:t>5.49 Bei der Planung der Verpackungsvorgänge muss besonders darauf geachtet werden, dass das Risiko von Kreuzkontamination, Untermischung oder Verwechslungen minimiert</w:t>
-      </w:r>
-    </w:p>
-    <w:p>
-      <w:r>
-        <w:t>wird. Unterschiedliche Produkte sollten nicht in unmittelbarer Nähe zueinander verpackt werden, es sei denn, sie sind räumlich voneinander getrennt.</w:t>
+        <w:t>5.49 Bei der Planung der Verpackungsvorgänge muss besonders darauf geachtet werden, dass das Risiko von Kreuzkontamination, Untermischung oder Verwechslungen minimiert wird. Unterschiedliche Produkte sollten nicht in unmittelbarer Nähe zueinander verpackt werden, es sei denn, sie sind räumlich voneinander getrennt.</w:t>
       </w:r>
     </w:p>
     <w:p>
@@ -522,7 +565,12 @@
     </w:p>
     <w:p>
       <w:r>
-        <w:t>5.51 Der Name und die Chargenbezeichnung des jeweils zu verpackenden Produkts sollten an jedem Verpackungsplatz oder jeder Verpackungslinie angezeigt sein. 5.52 Alle einzusetzenden Produkte und Verpackungsmaterialien sollten bei Anlieferung an die Verpackungsabteilung hinsichtlich Menge, Identität und Übereinstimmung mit den Verpackungsanweisungen kontrolliert werden.</w:t>
+        <w:t>5.51 Der Name und die Chargenbezeichnung des jeweils zu verpackenden Produkts sollten an jedem Verpackungsplatz oder jeder Verpackungslinie angezeigt sein.</w:t>
+      </w:r>
+    </w:p>
+    <w:p>
+      <w:r>
+        <w:t>5.52 Alle einzusetzenden Produkte und Verpackungsmaterialien sollten bei Anlieferung an die Verpackungsabteilung hinsichtlich Menge, Identität und Übereinstimmung mit den Verpackungsanweisungen kontrolliert werden.</w:t>
       </w:r>
     </w:p>
     <w:p>
@@ -582,7 +630,12 @@
     </w:p>
     <w:p>
       <w:r>
-        <w:t>v. die einwandfreie Funktion der Überwachungsvorrichtungen der Anlage. Von der Verpackungslinie entfernte Proben sollten nicht wieder in den Prozess eingeschleust werden. 5.60 Produkte, die an einem ungewöhnlichen Vorgang beteiligt waren, sollten nur nach besonderer Kontrolle, Untersuchung und Genehmigung durch dazu befugtes Personal wieder in den Prozess eingeschleust werden. Darüber sollten detaillierte Aufzeichnungen aufbewahrt werden.</w:t>
+        <w:t>v. die einwandfreie Funktion der Überwachungsvorrichtungen der Anlage. Von der Verpackungslinie entfernte Proben sollten nicht wieder in den Prozess eingeschleust werden.</w:t>
+      </w:r>
+    </w:p>
+    <w:p>
+      <w:r>
+        <w:t>5.60 Produkte, die an einem ungewöhnlichen Vorgang beteiligt waren, sollten nur nach besonderer Kontrolle, Untersuchung und Genehmigung durch dazu befugtes Personal wieder in den Prozess eingeschleust werden. Darüber sollten detaillierte Aufzeichnungen aufbewahrt werden.</w:t>
       </w:r>
     </w:p>
     <w:p>
@@ -596,6 +649,9 @@
       </w:r>
     </w:p>
     <w:p>
+      <w:pPr>
+        <w:pStyle w:val="Heading2"/>
+      </w:pPr>
       <w:r>
         <w:t>Fertigprodukte</w:t>
       </w:r>
@@ -616,13 +672,21 @@
       </w:r>
     </w:p>
     <w:p>
+      <w:pPr>
+        <w:pStyle w:val="Heading2"/>
+      </w:pPr>
       <w:r>
         <w:t>Zurückgewiesene, wiederverwertete und zurückgegebene Materialien</w:t>
       </w:r>
     </w:p>
     <w:p>
       <w:r>
-        <w:t>5.66 Zurückgewiesene Materialien und Produkte sollten klar als solche gekennzeichnet und gesondert in nicht allgemein zugänglichen Bereichen gelagert werden. Sie sollten entweder an den Lieferanten zurückgegeben oder, soweit angemessen, umgearbeitet oder vernichtet werden. Die jeweils durchgeführte Maßnahme sollte von dazu befugtem Personal genehmigt und protokolliert werden. 5.67 Die Umarbeitung von zurückgewiesenen Produkten sollte die Ausnahme sein. Die Umarbeitung ist nur zulässig, wenn die Qualität des Endprodukts nicht beeinträchtigt wird, wenn die Spezifikationen eingehalten werden und wenn die Umarbeitung in Übereinstimmung mit einem definierten und genehmigten Verfahren nach Abschätzung der dabei bestehenden Risiken durchgeführt wird. Die Umarbeitung sollte protokolliert werden.</w:t>
+        <w:t>5.66 Zurückgewiesene Materialien und Produkte sollten klar als solche gekennzeichnet und gesondert in nicht allgemein zugänglichen Bereichen gelagert werden. Sie sollten entweder an den Lieferanten zurückgegeben oder, soweit angemessen, umgearbeitet oder vernichtet werden. Die jeweils durchgeführte Maßnahme sollte von dazu befugtem Personal genehmigt und protokolliert werden.</w:t>
+      </w:r>
+    </w:p>
+    <w:p>
+      <w:r>
+        <w:t>5.67 Die Umarbeitung von zurückgewiesenen Produkten sollte die Ausnahme sein. Die Umarbeitung ist nur zulässig, wenn die Qualität des Endprodukts nicht beeinträchtigt wird, wenn die Spezifikationen eingehalten werden und wenn die Umarbeitung in Übereinstimmung mit einem definierten und genehmigten Verfahren nach Abschätzung der dabei bestehenden Risiken durchgeführt wird. Die Umarbeitung sollte protokolliert werden.</w:t>
       </w:r>
     </w:p>
     <w:p>
@@ -641,18 +705,16 @@
       </w:r>
     </w:p>
     <w:p>
+      <w:pPr>
+        <w:pStyle w:val="Heading2"/>
+      </w:pPr>
       <w:r>
         <w:t>Produktknappheit durch Fertigungsengpässe</w:t>
       </w:r>
     </w:p>
     <w:p>
       <w:r>
-        <w:t>5.71. Der Hersteller sollte dem Zulassungsinhaber (MAH) jede Einschränkung in seinen Herstellungsprozessen mitteilen, die zu ungewöhnlichen Liefereinschränkungen führen könn-</w:t>
-      </w:r>
-    </w:p>
-    <w:p>
-      <w:r>
-        <w:t>te. Dies sollte rechtzeitig geschehen, um die Mitteilung über die Liefereinschränkungen durch den Zulassungsinhaber gemäß der gesetzlichen Verpflichtung4 an die zuständige Behörde zu erleichtern.</w:t>
+        <w:t>5.71. Der Hersteller sollte dem Zulassungsinhaber (MAH) jede Einschränkung in seinen Herstellungsprozessen mitteilen, die zu ungewöhnlichen Liefereinschränkungen führen könnte. Dies sollte rechtzeitig geschehen, um die Mitteilung über die Liefereinschränkungen durch den Zulassungsinhaber gemäß der gesetzlichen Verpflichtung4 an die zuständige Behörde zu erleichtern.</w:t>
       </w:r>
     </w:p>
     <w:p>
